--- a/zht/docx/017.content.docx
+++ b/zht/docx/017.content.docx
@@ -19,7 +19,7 @@
         <w:rPr>
           <w:lang w:val="zh_TW" w:bidi="zh_TW"/>
         </w:rPr>
-        <w:t>Resource: Tyndale Open Study Notes</w:t>
+        <w:t>Resource: Aquifer Open Study Notes (Profiles)</w:t>
       </w:r>
       <w:r>
         <w:rPr>
@@ -112,7 +112,7 @@
         <w:rPr>
           <w:lang w:val="zh_TW" w:bidi="zh_TW"/>
         </w:rPr>
-        <w:t>Tyndale Open Study Notes</w:t>
+        <w:t>Aquifer Open Study Notes (Profiles)</w:t>
       </w:r>
     </w:p>
     <w:p>

--- a/zht/docx/017.content.docx
+++ b/zht/docx/017.content.docx
@@ -233,54 +233,36 @@
         </w:rPr>
         <w:t>加略人猶大向掌權者出賣耶穌，因而為人所知（</w:t>
       </w:r>
-      <w:hyperlink r:id="rId13">
-        <w:r>
-          <w:rPr>
-            <w:lang w:val="zh_TW" w:bidi="zh_TW"/>
-          </w:rPr>
-          <w:rPr>
-            <w:color w:val="0000EE"/>
-            <w:u w:val="single"/>
-          </w:rPr>
-          <w:t>太10:4</w:t>
-        </w:r>
-      </w:hyperlink>
+      <w:r>
+        <w:rPr>
+          <w:lang w:val="zh_TW" w:bidi="zh_TW"/>
+        </w:rPr>
+        <w:t>太10:4</w:t>
+      </w:r>
       <w:r>
         <w:rPr>
           <w:lang w:val="zh_TW" w:bidi="zh_TW"/>
         </w:rPr>
         <w:t>；</w:t>
       </w:r>
-      <w:hyperlink r:id="rId14">
-        <w:r>
-          <w:rPr>
-            <w:lang w:val="zh_TW" w:bidi="zh_TW"/>
-          </w:rPr>
-          <w:rPr>
-            <w:color w:val="0000EE"/>
-            <w:u w:val="single"/>
-          </w:rPr>
-          <w:t>可3:19</w:t>
-        </w:r>
-      </w:hyperlink>
+      <w:r>
+        <w:rPr>
+          <w:lang w:val="zh_TW" w:bidi="zh_TW"/>
+        </w:rPr>
+        <w:t>可3:19</w:t>
+      </w:r>
       <w:r>
         <w:rPr>
           <w:lang w:val="zh_TW" w:bidi="zh_TW"/>
         </w:rPr>
         <w:t>；</w:t>
       </w:r>
-      <w:hyperlink r:id="rId15">
-        <w:r>
-          <w:rPr>
-            <w:lang w:val="zh_TW" w:bidi="zh_TW"/>
-          </w:rPr>
-          <w:rPr>
-            <w:color w:val="0000EE"/>
-            <w:u w:val="single"/>
-          </w:rPr>
-          <w:t>路6:16</w:t>
-        </w:r>
-      </w:hyperlink>
+      <w:r>
+        <w:rPr>
+          <w:lang w:val="zh_TW" w:bidi="zh_TW"/>
+        </w:rPr>
+        <w:t>路6:16</w:t>
+      </w:r>
       <w:r>
         <w:rPr>
           <w:lang w:val="zh_TW" w:bidi="zh_TW"/>
@@ -301,36 +283,24 @@
         </w:rPr>
         <w:t>「加略」一詞的意思不明。它可能指一個名叫加略的村莊。加略人猶大不是雅各的兒子猶大（</w:t>
       </w:r>
-      <w:hyperlink r:id="rId15">
-        <w:r>
-          <w:rPr>
-            <w:lang w:val="zh_TW" w:bidi="zh_TW"/>
-          </w:rPr>
-          <w:rPr>
-            <w:color w:val="0000EE"/>
-            <w:u w:val="single"/>
-          </w:rPr>
-          <w:t>路6:16</w:t>
-        </w:r>
-      </w:hyperlink>
+      <w:r>
+        <w:rPr>
+          <w:lang w:val="zh_TW" w:bidi="zh_TW"/>
+        </w:rPr>
+        <w:t>路6:16</w:t>
+      </w:r>
       <w:r>
         <w:rPr>
           <w:lang w:val="zh_TW" w:bidi="zh_TW"/>
         </w:rPr>
         <w:t>；</w:t>
       </w:r>
-      <w:hyperlink r:id="rId16">
-        <w:r>
-          <w:rPr>
-            <w:lang w:val="zh_TW" w:bidi="zh_TW"/>
-          </w:rPr>
-          <w:rPr>
-            <w:color w:val="0000EE"/>
-            <w:u w:val="single"/>
-          </w:rPr>
-          <w:t>約14:22</w:t>
-        </w:r>
-      </w:hyperlink>
+      <w:r>
+        <w:rPr>
+          <w:lang w:val="zh_TW" w:bidi="zh_TW"/>
+        </w:rPr>
+        <w:t>約14:22</w:t>
+      </w:r>
       <w:r>
         <w:rPr>
           <w:lang w:val="zh_TW" w:bidi="zh_TW"/>
@@ -351,72 +321,48 @@
         </w:rPr>
         <w:t>在使徒（耶穌最親近的跟從者）中，人們知道加略人猶大很貪婪。他掌管錢囊，人們知道他會取其中的錢財（</w:t>
       </w:r>
-      <w:hyperlink r:id="rId17">
-        <w:r>
-          <w:rPr>
-            <w:lang w:val="zh_TW" w:bidi="zh_TW"/>
-          </w:rPr>
-          <w:rPr>
-            <w:color w:val="0000EE"/>
-            <w:u w:val="single"/>
-          </w:rPr>
-          <w:t>約12:4–6</w:t>
-        </w:r>
-      </w:hyperlink>
+      <w:r>
+        <w:rPr>
+          <w:lang w:val="zh_TW" w:bidi="zh_TW"/>
+        </w:rPr>
+        <w:t>約12:4–6</w:t>
+      </w:r>
       <w:r>
         <w:rPr>
           <w:lang w:val="zh_TW" w:bidi="zh_TW"/>
         </w:rPr>
         <w:t>）。後來，祭司長賄賂他，使他決定背叛耶穌（</w:t>
       </w:r>
-      <w:hyperlink r:id="rId18">
-        <w:r>
-          <w:rPr>
-            <w:lang w:val="zh_TW" w:bidi="zh_TW"/>
-          </w:rPr>
-          <w:rPr>
-            <w:color w:val="0000EE"/>
-            <w:u w:val="single"/>
-          </w:rPr>
-          <w:t>太26:14–16</w:t>
-        </w:r>
-      </w:hyperlink>
+      <w:r>
+        <w:rPr>
+          <w:lang w:val="zh_TW" w:bidi="zh_TW"/>
+        </w:rPr>
+        <w:t>太26:14–16</w:t>
+      </w:r>
       <w:r>
         <w:rPr>
           <w:lang w:val="zh_TW" w:bidi="zh_TW"/>
         </w:rPr>
         <w:t>；</w:t>
       </w:r>
-      <w:hyperlink r:id="rId19">
-        <w:r>
-          <w:rPr>
-            <w:lang w:val="zh_TW" w:bidi="zh_TW"/>
-          </w:rPr>
-          <w:rPr>
-            <w:color w:val="0000EE"/>
-            <w:u w:val="single"/>
-          </w:rPr>
-          <w:t>可14:10–11</w:t>
-        </w:r>
-      </w:hyperlink>
+      <w:r>
+        <w:rPr>
+          <w:lang w:val="zh_TW" w:bidi="zh_TW"/>
+        </w:rPr>
+        <w:t>可14:10–11</w:t>
+      </w:r>
       <w:r>
         <w:rPr>
           <w:lang w:val="zh_TW" w:bidi="zh_TW"/>
         </w:rPr>
         <w:t>；</w:t>
       </w:r>
-      <w:hyperlink r:id="rId20">
-        <w:r>
-          <w:rPr>
-            <w:lang w:val="zh_TW" w:bidi="zh_TW"/>
-          </w:rPr>
-          <w:rPr>
-            <w:color w:val="0000EE"/>
-            <w:u w:val="single"/>
-          </w:rPr>
-          <w:t>路22:3–6</w:t>
-        </w:r>
-      </w:hyperlink>
+      <w:r>
+        <w:rPr>
+          <w:lang w:val="zh_TW" w:bidi="zh_TW"/>
+        </w:rPr>
+        <w:t>路22:3–6</w:t>
+      </w:r>
       <w:r>
         <w:rPr>
           <w:lang w:val="zh_TW" w:bidi="zh_TW"/>
@@ -437,144 +383,96 @@
         </w:rPr>
         <w:t>耶穌稱猶大為「魔鬼」（</w:t>
       </w:r>
-      <w:hyperlink r:id="rId21">
-        <w:r>
-          <w:rPr>
-            <w:lang w:val="zh_TW" w:bidi="zh_TW"/>
-          </w:rPr>
-          <w:rPr>
-            <w:color w:val="0000EE"/>
-            <w:u w:val="single"/>
-          </w:rPr>
-          <w:t>約6:70–71</w:t>
-        </w:r>
-      </w:hyperlink>
+      <w:r>
+        <w:rPr>
+          <w:lang w:val="zh_TW" w:bidi="zh_TW"/>
+        </w:rPr>
+        <w:t>約6:70–71</w:t>
+      </w:r>
       <w:r>
         <w:rPr>
           <w:lang w:val="zh_TW" w:bidi="zh_TW"/>
         </w:rPr>
         <w:t>），祂也預言了猶大的背叛（</w:t>
       </w:r>
-      <w:hyperlink r:id="rId22">
-        <w:r>
-          <w:rPr>
-            <w:lang w:val="zh_TW" w:bidi="zh_TW"/>
-          </w:rPr>
-          <w:rPr>
-            <w:color w:val="0000EE"/>
-            <w:u w:val="single"/>
-          </w:rPr>
-          <w:t>可14:18–21</w:t>
-        </w:r>
-      </w:hyperlink>
+      <w:r>
+        <w:rPr>
+          <w:lang w:val="zh_TW" w:bidi="zh_TW"/>
+        </w:rPr>
+        <w:t>可14:18–21</w:t>
+      </w:r>
       <w:r>
         <w:rPr>
           <w:lang w:val="zh_TW" w:bidi="zh_TW"/>
         </w:rPr>
         <w:t>）。魔鬼將出賣耶穌的想法放入猶大的心中，並且撒但在猶大賣耶穌時入了他的心（</w:t>
       </w:r>
-      <w:hyperlink r:id="rId23">
-        <w:r>
-          <w:rPr>
-            <w:lang w:val="zh_TW" w:bidi="zh_TW"/>
-          </w:rPr>
-          <w:rPr>
-            <w:color w:val="0000EE"/>
-            <w:u w:val="single"/>
-          </w:rPr>
-          <w:t>路22:3–4</w:t>
-        </w:r>
-      </w:hyperlink>
+      <w:r>
+        <w:rPr>
+          <w:lang w:val="zh_TW" w:bidi="zh_TW"/>
+        </w:rPr>
+        <w:t>路22:3–4</w:t>
+      </w:r>
       <w:r>
         <w:rPr>
           <w:lang w:val="zh_TW" w:bidi="zh_TW"/>
         </w:rPr>
         <w:t>；</w:t>
       </w:r>
-      <w:hyperlink r:id="rId24">
-        <w:r>
-          <w:rPr>
-            <w:lang w:val="zh_TW" w:bidi="zh_TW"/>
-          </w:rPr>
-          <w:rPr>
-            <w:color w:val="0000EE"/>
-            <w:u w:val="single"/>
-          </w:rPr>
-          <w:t>約13:2</w:t>
-        </w:r>
-      </w:hyperlink>
+      <w:r>
+        <w:rPr>
+          <w:lang w:val="zh_TW" w:bidi="zh_TW"/>
+        </w:rPr>
+        <w:t>約13:2</w:t>
+      </w:r>
       <w:r>
         <w:rPr>
           <w:lang w:val="zh_TW" w:bidi="zh_TW"/>
         </w:rPr>
         <w:t>、</w:t>
       </w:r>
-      <w:hyperlink r:id="rId25">
-        <w:r>
-          <w:rPr>
-            <w:lang w:val="zh_TW" w:bidi="zh_TW"/>
-          </w:rPr>
-          <w:rPr>
-            <w:color w:val="0000EE"/>
-            <w:u w:val="single"/>
-          </w:rPr>
-          <w:t>27）</w:t>
-        </w:r>
-      </w:hyperlink>
+      <w:r>
+        <w:rPr>
+          <w:lang w:val="zh_TW" w:bidi="zh_TW"/>
+        </w:rPr>
+        <w:t>27）</w:t>
+      </w:r>
       <w:r>
         <w:rPr>
           <w:lang w:val="zh_TW" w:bidi="zh_TW"/>
         </w:rPr>
         <w:t>。猶大帶領兵丁和官長，在夜間時分來到客西馬尼園，他在那裡找到耶穌和門徒。猶大計劃與耶穌親嘴，以此向兵丁指明耶穌；親嘴是當時常見的問候方式（</w:t>
       </w:r>
-      <w:hyperlink r:id="rId26">
-        <w:r>
-          <w:rPr>
-            <w:lang w:val="zh_TW" w:bidi="zh_TW"/>
-          </w:rPr>
-          <w:rPr>
-            <w:color w:val="0000EE"/>
-            <w:u w:val="single"/>
-          </w:rPr>
-          <w:t>可14:43–46</w:t>
-        </w:r>
-      </w:hyperlink>
+      <w:r>
+        <w:rPr>
+          <w:lang w:val="zh_TW" w:bidi="zh_TW"/>
+        </w:rPr>
+        <w:t>可14:43–46</w:t>
+      </w:r>
       <w:r>
         <w:rPr>
           <w:lang w:val="zh_TW" w:bidi="zh_TW"/>
         </w:rPr>
         <w:t>）。後來，猶大因為出賣了無辜的人而後悔，他把自己吊死了（</w:t>
       </w:r>
-      <w:hyperlink r:id="rId27">
-        <w:r>
-          <w:rPr>
-            <w:lang w:val="zh_TW" w:bidi="zh_TW"/>
-          </w:rPr>
-          <w:rPr>
-            <w:color w:val="0000EE"/>
-            <w:u w:val="single"/>
-          </w:rPr>
-          <w:t>太27:3–10</w:t>
-        </w:r>
-      </w:hyperlink>
+      <w:r>
+        <w:rPr>
+          <w:lang w:val="zh_TW" w:bidi="zh_TW"/>
+        </w:rPr>
+        <w:t>太27:3–10</w:t>
+      </w:r>
       <w:r>
         <w:rPr>
           <w:lang w:val="zh_TW" w:bidi="zh_TW"/>
         </w:rPr>
         <w:t>；</w:t>
       </w:r>
-      <w:hyperlink r:id="rId28">
-        <w:r>
-          <w:rPr>
-            <w:lang w:val="zh_TW" w:bidi="zh_TW"/>
-          </w:rPr>
-          <w:rPr>
-            <w:color w:val="0000EE"/>
-            <w:u w:val="single"/>
-          </w:rPr>
-          <w:t>徒1:18–19</w:t>
-        </w:r>
-      </w:hyperlink>
+      <w:r>
+        <w:rPr>
+          <w:lang w:val="zh_TW" w:bidi="zh_TW"/>
+        </w:rPr>
+        <w:t>徒1:18–19</w:t>
+      </w:r>
       <w:r>
         <w:rPr>
           <w:lang w:val="zh_TW" w:bidi="zh_TW"/>
@@ -595,162 +493,108 @@
         </w:rPr>
         <w:t>耶穌知道猶大的背叛是神救贖計劃的一部分，此舉使得彌賽亞耶穌的死，成為贖罪的終極祭物（</w:t>
       </w:r>
-      <w:hyperlink r:id="rId29">
-        <w:r>
-          <w:rPr>
-            <w:lang w:val="zh_TW" w:bidi="zh_TW"/>
-          </w:rPr>
-          <w:rPr>
-            <w:color w:val="0000EE"/>
-            <w:u w:val="single"/>
-          </w:rPr>
-          <w:t>太26:24</w:t>
-        </w:r>
-      </w:hyperlink>
+      <w:r>
+        <w:rPr>
+          <w:lang w:val="zh_TW" w:bidi="zh_TW"/>
+        </w:rPr>
+        <w:t>太26:24</w:t>
+      </w:r>
       <w:r>
         <w:rPr>
           <w:lang w:val="zh_TW" w:bidi="zh_TW"/>
         </w:rPr>
         <w:t>、</w:t>
       </w:r>
-      <w:hyperlink r:id="rId30">
-        <w:r>
-          <w:rPr>
-            <w:lang w:val="zh_TW" w:bidi="zh_TW"/>
-          </w:rPr>
-          <w:rPr>
-            <w:color w:val="0000EE"/>
-            <w:u w:val="single"/>
-          </w:rPr>
-          <w:t>53–54</w:t>
-        </w:r>
-      </w:hyperlink>
+      <w:r>
+        <w:rPr>
+          <w:lang w:val="zh_TW" w:bidi="zh_TW"/>
+        </w:rPr>
+        <w:t>53–54</w:t>
+      </w:r>
       <w:r>
         <w:rPr>
           <w:lang w:val="zh_TW" w:bidi="zh_TW"/>
         </w:rPr>
         <w:t>；</w:t>
       </w:r>
-      <w:hyperlink r:id="rId31">
-        <w:r>
-          <w:rPr>
-            <w:lang w:val="zh_TW" w:bidi="zh_TW"/>
-          </w:rPr>
-          <w:rPr>
-            <w:color w:val="0000EE"/>
-            <w:u w:val="single"/>
-          </w:rPr>
-          <w:t>可14:21</w:t>
-        </w:r>
-      </w:hyperlink>
+      <w:r>
+        <w:rPr>
+          <w:lang w:val="zh_TW" w:bidi="zh_TW"/>
+        </w:rPr>
+        <w:t>可14:21</w:t>
+      </w:r>
       <w:r>
         <w:rPr>
           <w:lang w:val="zh_TW" w:bidi="zh_TW"/>
         </w:rPr>
         <w:t>；</w:t>
       </w:r>
-      <w:hyperlink r:id="rId32">
-        <w:r>
-          <w:rPr>
-            <w:lang w:val="zh_TW" w:bidi="zh_TW"/>
-          </w:rPr>
-          <w:rPr>
-            <w:color w:val="0000EE"/>
-            <w:u w:val="single"/>
-          </w:rPr>
-          <w:t>路22:22</w:t>
-        </w:r>
-      </w:hyperlink>
+      <w:r>
+        <w:rPr>
+          <w:lang w:val="zh_TW" w:bidi="zh_TW"/>
+        </w:rPr>
+        <w:t>路22:22</w:t>
+      </w:r>
       <w:r>
         <w:rPr>
           <w:lang w:val="zh_TW" w:bidi="zh_TW"/>
         </w:rPr>
         <w:t>；</w:t>
       </w:r>
-      <w:hyperlink r:id="rId33">
-        <w:r>
-          <w:rPr>
-            <w:lang w:val="zh_TW" w:bidi="zh_TW"/>
-          </w:rPr>
-          <w:rPr>
-            <w:color w:val="0000EE"/>
-            <w:u w:val="single"/>
-          </w:rPr>
-          <w:t>約17:12</w:t>
-        </w:r>
-      </w:hyperlink>
+      <w:r>
+        <w:rPr>
+          <w:lang w:val="zh_TW" w:bidi="zh_TW"/>
+        </w:rPr>
+        <w:t>約17:12</w:t>
+      </w:r>
       <w:r>
         <w:rPr>
           <w:lang w:val="zh_TW" w:bidi="zh_TW"/>
         </w:rPr>
         <w:t>）。雖然猶大在神的計劃中扮演角色，但他的悲慘結局是應得的（</w:t>
       </w:r>
-      <w:hyperlink r:id="rId34">
-        <w:r>
-          <w:rPr>
-            <w:lang w:val="zh_TW" w:bidi="zh_TW"/>
-          </w:rPr>
-          <w:rPr>
-            <w:color w:val="0000EE"/>
-            <w:u w:val="single"/>
-          </w:rPr>
-          <w:t>徒1:24–25</w:t>
-        </w:r>
-      </w:hyperlink>
+      <w:r>
+        <w:rPr>
+          <w:lang w:val="zh_TW" w:bidi="zh_TW"/>
+        </w:rPr>
+        <w:t>徒1:24–25</w:t>
+      </w:r>
       <w:r>
         <w:rPr>
           <w:lang w:val="zh_TW" w:bidi="zh_TW"/>
         </w:rPr>
         <w:t>）。對猶大來說，如果他從未出生會更好（</w:t>
       </w:r>
-      <w:hyperlink r:id="rId29">
-        <w:r>
-          <w:rPr>
-            <w:lang w:val="zh_TW" w:bidi="zh_TW"/>
-          </w:rPr>
-          <w:rPr>
-            <w:color w:val="0000EE"/>
-            <w:u w:val="single"/>
-          </w:rPr>
-          <w:t>太26:24</w:t>
-        </w:r>
-      </w:hyperlink>
+      <w:r>
+        <w:rPr>
+          <w:lang w:val="zh_TW" w:bidi="zh_TW"/>
+        </w:rPr>
+        <w:t>太26:24</w:t>
+      </w:r>
       <w:r>
         <w:rPr>
           <w:lang w:val="zh_TW" w:bidi="zh_TW"/>
         </w:rPr>
         <w:t>；</w:t>
       </w:r>
-      <w:hyperlink r:id="rId31">
-        <w:r>
-          <w:rPr>
-            <w:lang w:val="zh_TW" w:bidi="zh_TW"/>
-          </w:rPr>
-          <w:rPr>
-            <w:color w:val="0000EE"/>
-            <w:u w:val="single"/>
-          </w:rPr>
-          <w:t>可14:21</w:t>
-        </w:r>
-      </w:hyperlink>
+      <w:r>
+        <w:rPr>
+          <w:lang w:val="zh_TW" w:bidi="zh_TW"/>
+        </w:rPr>
+        <w:t>可14:21</w:t>
+      </w:r>
       <w:r>
         <w:rPr>
           <w:lang w:val="zh_TW" w:bidi="zh_TW"/>
         </w:rPr>
         <w:t>）。猶大的命運對那些似乎是跟隨耶穌，但未有個人委身的人是一個警告（見</w:t>
       </w:r>
-      <w:hyperlink r:id="rId35">
-        <w:r>
-          <w:rPr>
-            <w:lang w:val="zh_TW" w:bidi="zh_TW"/>
-          </w:rPr>
-          <w:rPr>
-            <w:color w:val="0000EE"/>
-            <w:u w:val="single"/>
-          </w:rPr>
-          <w:t>來6:4–6</w:t>
-        </w:r>
-      </w:hyperlink>
+      <w:r>
+        <w:rPr>
+          <w:lang w:val="zh_TW" w:bidi="zh_TW"/>
+        </w:rPr>
+        <w:t>來6:4–6</w:t>
+      </w:r>
       <w:r>
         <w:rPr>
           <w:lang w:val="zh_TW" w:bidi="zh_TW"/>
@@ -780,378 +624,252 @@
           <w:lang w:val="zh_TW" w:bidi="zh_TW"/>
         </w:rPr>
       </w:r>
-      <w:hyperlink r:id="rId13">
-        <w:r>
-          <w:rPr>
-            <w:lang w:val="zh_TW" w:bidi="zh_TW"/>
-          </w:rPr>
-          <w:rPr>
-            <w:color w:val="0000EE"/>
-            <w:u w:val="single"/>
-          </w:rPr>
-          <w:t>太10:4</w:t>
-        </w:r>
-      </w:hyperlink>
+      <w:r>
+        <w:rPr>
+          <w:lang w:val="zh_TW" w:bidi="zh_TW"/>
+        </w:rPr>
+        <w:t>太10:4</w:t>
+      </w:r>
       <w:r>
         <w:rPr>
           <w:lang w:val="zh_TW" w:bidi="zh_TW"/>
         </w:rPr>
         <w:t>，</w:t>
       </w:r>
-      <w:hyperlink r:id="rId18">
-        <w:r>
-          <w:rPr>
-            <w:lang w:val="zh_TW" w:bidi="zh_TW"/>
-          </w:rPr>
-          <w:rPr>
-            <w:color w:val="0000EE"/>
-            <w:u w:val="single"/>
-          </w:rPr>
-          <w:t>26:14–16</w:t>
-        </w:r>
-      </w:hyperlink>
+      <w:r>
+        <w:rPr>
+          <w:lang w:val="zh_TW" w:bidi="zh_TW"/>
+        </w:rPr>
+        <w:t>26:14–16</w:t>
+      </w:r>
       <w:r>
         <w:rPr>
           <w:lang w:val="zh_TW" w:bidi="zh_TW"/>
         </w:rPr>
         <w:t>、</w:t>
       </w:r>
-      <w:hyperlink r:id="rId36">
-        <w:r>
-          <w:rPr>
-            <w:lang w:val="zh_TW" w:bidi="zh_TW"/>
-          </w:rPr>
-          <w:rPr>
-            <w:color w:val="0000EE"/>
-            <w:u w:val="single"/>
-          </w:rPr>
-          <w:t>23–25</w:t>
-        </w:r>
-      </w:hyperlink>
+      <w:r>
+        <w:rPr>
+          <w:lang w:val="zh_TW" w:bidi="zh_TW"/>
+        </w:rPr>
+        <w:t>23–25</w:t>
+      </w:r>
       <w:r>
         <w:rPr>
           <w:lang w:val="zh_TW" w:bidi="zh_TW"/>
         </w:rPr>
         <w:t>、</w:t>
       </w:r>
-      <w:hyperlink r:id="rId37">
-        <w:r>
-          <w:rPr>
-            <w:lang w:val="zh_TW" w:bidi="zh_TW"/>
-          </w:rPr>
-          <w:rPr>
-            <w:color w:val="0000EE"/>
-            <w:u w:val="single"/>
-          </w:rPr>
-          <w:t>46–50</w:t>
-        </w:r>
-      </w:hyperlink>
+      <w:r>
+        <w:rPr>
+          <w:lang w:val="zh_TW" w:bidi="zh_TW"/>
+        </w:rPr>
+        <w:t>46–50</w:t>
+      </w:r>
       <w:r>
         <w:rPr>
           <w:lang w:val="zh_TW" w:bidi="zh_TW"/>
         </w:rPr>
         <w:t>，</w:t>
       </w:r>
-      <w:hyperlink r:id="rId27">
-        <w:r>
-          <w:rPr>
-            <w:lang w:val="zh_TW" w:bidi="zh_TW"/>
-          </w:rPr>
-          <w:rPr>
-            <w:color w:val="0000EE"/>
-            <w:u w:val="single"/>
-          </w:rPr>
-          <w:t>27:3–10</w:t>
-        </w:r>
-      </w:hyperlink>
+      <w:r>
+        <w:rPr>
+          <w:lang w:val="zh_TW" w:bidi="zh_TW"/>
+        </w:rPr>
+        <w:t>27:3–10</w:t>
+      </w:r>
       <w:r>
         <w:rPr>
           <w:lang w:val="zh_TW" w:bidi="zh_TW"/>
         </w:rPr>
         <w:t>；</w:t>
       </w:r>
-      <w:hyperlink r:id="rId14">
-        <w:r>
-          <w:rPr>
-            <w:lang w:val="zh_TW" w:bidi="zh_TW"/>
-          </w:rPr>
-          <w:rPr>
-            <w:color w:val="0000EE"/>
-            <w:u w:val="single"/>
-          </w:rPr>
-          <w:t>可3:19</w:t>
-        </w:r>
-      </w:hyperlink>
+      <w:r>
+        <w:rPr>
+          <w:lang w:val="zh_TW" w:bidi="zh_TW"/>
+        </w:rPr>
+        <w:t>可3:19</w:t>
+      </w:r>
       <w:r>
         <w:rPr>
           <w:lang w:val="zh_TW" w:bidi="zh_TW"/>
         </w:rPr>
         <w:t>，</w:t>
       </w:r>
-      <w:hyperlink r:id="rId19">
-        <w:r>
-          <w:rPr>
-            <w:lang w:val="zh_TW" w:bidi="zh_TW"/>
-          </w:rPr>
-          <w:rPr>
-            <w:color w:val="0000EE"/>
-            <w:u w:val="single"/>
-          </w:rPr>
-          <w:t>14:10–11</w:t>
-        </w:r>
-      </w:hyperlink>
+      <w:r>
+        <w:rPr>
+          <w:lang w:val="zh_TW" w:bidi="zh_TW"/>
+        </w:rPr>
+        <w:t>14:10–11</w:t>
+      </w:r>
       <w:r>
         <w:rPr>
           <w:lang w:val="zh_TW" w:bidi="zh_TW"/>
         </w:rPr>
         <w:t>、</w:t>
       </w:r>
-      <w:hyperlink r:id="rId22">
-        <w:r>
-          <w:rPr>
-            <w:lang w:val="zh_TW" w:bidi="zh_TW"/>
-          </w:rPr>
-          <w:rPr>
-            <w:color w:val="0000EE"/>
-            <w:u w:val="single"/>
-          </w:rPr>
-          <w:t>18–21</w:t>
-        </w:r>
-      </w:hyperlink>
+      <w:r>
+        <w:rPr>
+          <w:lang w:val="zh_TW" w:bidi="zh_TW"/>
+        </w:rPr>
+        <w:t>18–21</w:t>
+      </w:r>
       <w:r>
         <w:rPr>
           <w:lang w:val="zh_TW" w:bidi="zh_TW"/>
         </w:rPr>
         <w:t>、</w:t>
       </w:r>
-      <w:hyperlink r:id="rId38">
-        <w:r>
-          <w:rPr>
-            <w:lang w:val="zh_TW" w:bidi="zh_TW"/>
-          </w:rPr>
-          <w:rPr>
-            <w:color w:val="0000EE"/>
-            <w:u w:val="single"/>
-          </w:rPr>
-          <w:t>43–45</w:t>
-        </w:r>
-      </w:hyperlink>
+      <w:r>
+        <w:rPr>
+          <w:lang w:val="zh_TW" w:bidi="zh_TW"/>
+        </w:rPr>
+        <w:t>43–45</w:t>
+      </w:r>
       <w:r>
         <w:rPr>
           <w:lang w:val="zh_TW" w:bidi="zh_TW"/>
         </w:rPr>
         <w:t>；</w:t>
       </w:r>
-      <w:hyperlink r:id="rId15">
-        <w:r>
-          <w:rPr>
-            <w:lang w:val="zh_TW" w:bidi="zh_TW"/>
-          </w:rPr>
-          <w:rPr>
-            <w:color w:val="0000EE"/>
-            <w:u w:val="single"/>
-          </w:rPr>
-          <w:t>路6:16</w:t>
-        </w:r>
-      </w:hyperlink>
+      <w:r>
+        <w:rPr>
+          <w:lang w:val="zh_TW" w:bidi="zh_TW"/>
+        </w:rPr>
+        <w:t>路6:16</w:t>
+      </w:r>
       <w:r>
         <w:rPr>
           <w:lang w:val="zh_TW" w:bidi="zh_TW"/>
         </w:rPr>
         <w:t>，</w:t>
       </w:r>
-      <w:hyperlink r:id="rId20">
-        <w:r>
-          <w:rPr>
-            <w:lang w:val="zh_TW" w:bidi="zh_TW"/>
-          </w:rPr>
-          <w:rPr>
-            <w:color w:val="0000EE"/>
-            <w:u w:val="single"/>
-          </w:rPr>
-          <w:t>22:3–6</w:t>
-        </w:r>
-      </w:hyperlink>
+      <w:r>
+        <w:rPr>
+          <w:lang w:val="zh_TW" w:bidi="zh_TW"/>
+        </w:rPr>
+        <w:t>22:3–6</w:t>
+      </w:r>
       <w:r>
         <w:rPr>
           <w:lang w:val="zh_TW" w:bidi="zh_TW"/>
         </w:rPr>
         <w:t>、</w:t>
       </w:r>
-      <w:hyperlink r:id="rId32">
-        <w:r>
-          <w:rPr>
-            <w:lang w:val="zh_TW" w:bidi="zh_TW"/>
-          </w:rPr>
-          <w:rPr>
-            <w:color w:val="0000EE"/>
-            <w:u w:val="single"/>
-          </w:rPr>
-          <w:t>22</w:t>
-        </w:r>
-      </w:hyperlink>
+      <w:r>
+        <w:rPr>
+          <w:lang w:val="zh_TW" w:bidi="zh_TW"/>
+        </w:rPr>
+        <w:t>22</w:t>
+      </w:r>
       <w:r>
         <w:rPr>
           <w:lang w:val="zh_TW" w:bidi="zh_TW"/>
         </w:rPr>
         <w:t>、</w:t>
       </w:r>
-      <w:hyperlink r:id="rId39">
-        <w:r>
-          <w:rPr>
-            <w:lang w:val="zh_TW" w:bidi="zh_TW"/>
-          </w:rPr>
-          <w:rPr>
-            <w:color w:val="0000EE"/>
-            <w:u w:val="single"/>
-          </w:rPr>
-          <w:t>47–48</w:t>
-        </w:r>
-      </w:hyperlink>
+      <w:r>
+        <w:rPr>
+          <w:lang w:val="zh_TW" w:bidi="zh_TW"/>
+        </w:rPr>
+        <w:t>47–48</w:t>
+      </w:r>
       <w:r>
         <w:rPr>
           <w:lang w:val="zh_TW" w:bidi="zh_TW"/>
         </w:rPr>
         <w:t>；</w:t>
       </w:r>
-      <w:hyperlink r:id="rId21">
-        <w:r>
-          <w:rPr>
-            <w:lang w:val="zh_TW" w:bidi="zh_TW"/>
-          </w:rPr>
-          <w:rPr>
-            <w:color w:val="0000EE"/>
-            <w:u w:val="single"/>
-          </w:rPr>
-          <w:t>約6:70–71</w:t>
-        </w:r>
-      </w:hyperlink>
+      <w:r>
+        <w:rPr>
+          <w:lang w:val="zh_TW" w:bidi="zh_TW"/>
+        </w:rPr>
+        <w:t>約6:70–71</w:t>
+      </w:r>
       <w:r>
         <w:rPr>
           <w:lang w:val="zh_TW" w:bidi="zh_TW"/>
         </w:rPr>
         <w:t>，</w:t>
       </w:r>
-      <w:hyperlink r:id="rId17">
-        <w:r>
-          <w:rPr>
-            <w:lang w:val="zh_TW" w:bidi="zh_TW"/>
-          </w:rPr>
-          <w:rPr>
-            <w:color w:val="0000EE"/>
-            <w:u w:val="single"/>
-          </w:rPr>
-          <w:t>12:4–6</w:t>
-        </w:r>
-      </w:hyperlink>
+      <w:r>
+        <w:rPr>
+          <w:lang w:val="zh_TW" w:bidi="zh_TW"/>
+        </w:rPr>
+        <w:t>12:4–6</w:t>
+      </w:r>
       <w:r>
         <w:rPr>
           <w:lang w:val="zh_TW" w:bidi="zh_TW"/>
         </w:rPr>
         <w:t>，</w:t>
       </w:r>
-      <w:hyperlink r:id="rId24">
-        <w:r>
-          <w:rPr>
-            <w:lang w:val="zh_TW" w:bidi="zh_TW"/>
-          </w:rPr>
-          <w:rPr>
-            <w:color w:val="0000EE"/>
-            <w:u w:val="single"/>
-          </w:rPr>
-          <w:t>13:2</w:t>
-        </w:r>
-      </w:hyperlink>
+      <w:r>
+        <w:rPr>
+          <w:lang w:val="zh_TW" w:bidi="zh_TW"/>
+        </w:rPr>
+        <w:t>13:2</w:t>
+      </w:r>
       <w:r>
         <w:rPr>
           <w:lang w:val="zh_TW" w:bidi="zh_TW"/>
         </w:rPr>
         <w:t>、</w:t>
       </w:r>
-      <w:hyperlink r:id="rId40">
-        <w:r>
-          <w:rPr>
-            <w:lang w:val="zh_TW" w:bidi="zh_TW"/>
-          </w:rPr>
-          <w:rPr>
-            <w:color w:val="0000EE"/>
-            <w:u w:val="single"/>
-          </w:rPr>
-          <w:t>18</w:t>
-        </w:r>
-      </w:hyperlink>
+      <w:r>
+        <w:rPr>
+          <w:lang w:val="zh_TW" w:bidi="zh_TW"/>
+        </w:rPr>
+        <w:t>18</w:t>
+      </w:r>
       <w:r>
         <w:rPr>
           <w:lang w:val="zh_TW" w:bidi="zh_TW"/>
         </w:rPr>
         <w:t>、</w:t>
       </w:r>
-      <w:hyperlink r:id="rId41">
-        <w:r>
-          <w:rPr>
-            <w:lang w:val="zh_TW" w:bidi="zh_TW"/>
-          </w:rPr>
-          <w:rPr>
-            <w:color w:val="0000EE"/>
-            <w:u w:val="single"/>
-          </w:rPr>
-          <w:t>21–30</w:t>
-        </w:r>
-      </w:hyperlink>
+      <w:r>
+        <w:rPr>
+          <w:lang w:val="zh_TW" w:bidi="zh_TW"/>
+        </w:rPr>
+        <w:t>21–30</w:t>
+      </w:r>
       <w:r>
         <w:rPr>
           <w:lang w:val="zh_TW" w:bidi="zh_TW"/>
         </w:rPr>
         <w:t>，</w:t>
       </w:r>
-      <w:hyperlink r:id="rId33">
-        <w:r>
-          <w:rPr>
-            <w:lang w:val="zh_TW" w:bidi="zh_TW"/>
-          </w:rPr>
-          <w:rPr>
-            <w:color w:val="0000EE"/>
-            <w:u w:val="single"/>
-          </w:rPr>
-          <w:t>17:12</w:t>
-        </w:r>
-      </w:hyperlink>
+      <w:r>
+        <w:rPr>
+          <w:lang w:val="zh_TW" w:bidi="zh_TW"/>
+        </w:rPr>
+        <w:t>17:12</w:t>
+      </w:r>
       <w:r>
         <w:rPr>
           <w:lang w:val="zh_TW" w:bidi="zh_TW"/>
         </w:rPr>
         <w:t>，</w:t>
       </w:r>
-      <w:hyperlink r:id="rId42">
-        <w:r>
-          <w:rPr>
-            <w:lang w:val="zh_TW" w:bidi="zh_TW"/>
-          </w:rPr>
-          <w:rPr>
-            <w:color w:val="0000EE"/>
-            <w:u w:val="single"/>
-          </w:rPr>
-          <w:t>18:2–5</w:t>
-        </w:r>
-      </w:hyperlink>
+      <w:r>
+        <w:rPr>
+          <w:lang w:val="zh_TW" w:bidi="zh_TW"/>
+        </w:rPr>
+        <w:t>18:2–5</w:t>
+      </w:r>
       <w:r>
         <w:rPr>
           <w:lang w:val="zh_TW" w:bidi="zh_TW"/>
         </w:rPr>
         <w:t>；</w:t>
       </w:r>
-      <w:hyperlink r:id="rId43">
-        <w:r>
-          <w:rPr>
-            <w:lang w:val="zh_TW" w:bidi="zh_TW"/>
-          </w:rPr>
-          <w:rPr>
-            <w:color w:val="0000EE"/>
-            <w:u w:val="single"/>
-          </w:rPr>
-          <w:t>徒1:16–26</w:t>
-        </w:r>
-      </w:hyperlink>
+      <w:r>
+        <w:rPr>
+          <w:lang w:val="zh_TW" w:bidi="zh_TW"/>
+        </w:rPr>
+        <w:t>徒1:16–26</w:t>
+      </w:r>
       <w:r>
         <w:rPr>
           <w:lang w:val="zh_TW" w:bidi="zh_TW"/>
@@ -1200,54 +918,36 @@
         </w:rPr>
         <w:t>迦勒是信靠神的美好榜樣。他是基尼洗族人耶孚尼的兒子（</w:t>
       </w:r>
-      <w:hyperlink r:id="rId44">
-        <w:r>
-          <w:rPr>
-            <w:lang w:val="zh_TW" w:bidi="zh_TW"/>
-          </w:rPr>
-          <w:rPr>
-            <w:color w:val="0000EE"/>
-            <w:u w:val="single"/>
-          </w:rPr>
-          <w:t>書14:6</w:t>
-        </w:r>
-      </w:hyperlink>
+      <w:r>
+        <w:rPr>
+          <w:lang w:val="zh_TW" w:bidi="zh_TW"/>
+        </w:rPr>
+        <w:t>書14:6</w:t>
+      </w:r>
       <w:r>
         <w:rPr>
           <w:lang w:val="zh_TW" w:bidi="zh_TW"/>
         </w:rPr>
         <w:t>；</w:t>
       </w:r>
-      <w:hyperlink r:id="rId45">
-        <w:r>
-          <w:rPr>
-            <w:lang w:val="zh_TW" w:bidi="zh_TW"/>
-          </w:rPr>
-          <w:rPr>
-            <w:color w:val="0000EE"/>
-            <w:u w:val="single"/>
-          </w:rPr>
-          <w:t>民32:12</w:t>
-        </w:r>
-      </w:hyperlink>
+      <w:r>
+        <w:rPr>
+          <w:lang w:val="zh_TW" w:bidi="zh_TW"/>
+        </w:rPr>
+        <w:t>民32:12</w:t>
+      </w:r>
       <w:r>
         <w:rPr>
           <w:lang w:val="zh_TW" w:bidi="zh_TW"/>
         </w:rPr>
         <w:t>）。基尼洗族人住在尼革夫，即迦南南方的曠野地區（見</w:t>
       </w:r>
-      <w:hyperlink r:id="rId46">
-        <w:r>
-          <w:rPr>
-            <w:lang w:val="zh_TW" w:bidi="zh_TW"/>
-          </w:rPr>
-          <w:rPr>
-            <w:color w:val="0000EE"/>
-            <w:u w:val="single"/>
-          </w:rPr>
-          <w:t>創15:18–21</w:t>
-        </w:r>
-      </w:hyperlink>
+      <w:r>
+        <w:rPr>
+          <w:lang w:val="zh_TW" w:bidi="zh_TW"/>
+        </w:rPr>
+        <w:t>創15:18–21</w:t>
+      </w:r>
       <w:r>
         <w:rPr>
           <w:lang w:val="zh_TW" w:bidi="zh_TW"/>
@@ -1268,54 +968,36 @@
         </w:rPr>
         <w:t>迦勒首次出現時，是作為摩西派去探勘迦南地的十二個探子之一。返回後，十二人皆認同這片土地非常豐饒，但其中十個探子只關注那地可怕的居民（</w:t>
       </w:r>
-      <w:hyperlink r:id="rId47">
-        <w:r>
-          <w:rPr>
-            <w:lang w:val="zh_TW" w:bidi="zh_TW"/>
-          </w:rPr>
-          <w:rPr>
-            <w:color w:val="0000EE"/>
-            <w:u w:val="single"/>
-          </w:rPr>
-          <w:t>民13:31–33</w:t>
-        </w:r>
-      </w:hyperlink>
+      <w:r>
+        <w:rPr>
+          <w:lang w:val="zh_TW" w:bidi="zh_TW"/>
+        </w:rPr>
+        <w:t>民13:31–33</w:t>
+      </w:r>
       <w:r>
         <w:rPr>
           <w:lang w:val="zh_TW" w:bidi="zh_TW"/>
         </w:rPr>
         <w:t>）。只有約書亞和迦勒相信神會幫助以色列人征服迦南人（</w:t>
       </w:r>
-      <w:hyperlink r:id="rId48">
-        <w:r>
-          <w:rPr>
-            <w:lang w:val="zh_TW" w:bidi="zh_TW"/>
-          </w:rPr>
-          <w:rPr>
-            <w:color w:val="0000EE"/>
-            <w:u w:val="single"/>
-          </w:rPr>
-          <w:t>民14:6–9</w:t>
-        </w:r>
-      </w:hyperlink>
+      <w:r>
+        <w:rPr>
+          <w:lang w:val="zh_TW" w:bidi="zh_TW"/>
+        </w:rPr>
+        <w:t>民14:6–9</w:t>
+      </w:r>
       <w:r>
         <w:rPr>
           <w:lang w:val="zh_TW" w:bidi="zh_TW"/>
         </w:rPr>
         <w:t>），並建議以色列人立即佔領這片土地（</w:t>
       </w:r>
-      <w:hyperlink r:id="rId49">
-        <w:r>
-          <w:rPr>
-            <w:lang w:val="zh_TW" w:bidi="zh_TW"/>
-          </w:rPr>
-          <w:rPr>
-            <w:color w:val="0000EE"/>
-            <w:u w:val="single"/>
-          </w:rPr>
-          <w:t>民13:30</w:t>
-        </w:r>
-      </w:hyperlink>
+      <w:r>
+        <w:rPr>
+          <w:lang w:val="zh_TW" w:bidi="zh_TW"/>
+        </w:rPr>
+        <w:t>民13:30</w:t>
+      </w:r>
       <w:r>
         <w:rPr>
           <w:lang w:val="zh_TW" w:bidi="zh_TW"/>
@@ -1336,36 +1018,24 @@
         </w:rPr>
         <w:t>百姓曾想要用石頭打死迦勒和約書亞（</w:t>
       </w:r>
-      <w:hyperlink r:id="rId50">
-        <w:r>
-          <w:rPr>
-            <w:lang w:val="zh_TW" w:bidi="zh_TW"/>
-          </w:rPr>
-          <w:rPr>
-            <w:color w:val="0000EE"/>
-            <w:u w:val="single"/>
-          </w:rPr>
-          <w:t>民14:10</w:t>
-        </w:r>
-      </w:hyperlink>
+      <w:r>
+        <w:rPr>
+          <w:lang w:val="zh_TW" w:bidi="zh_TW"/>
+        </w:rPr>
+        <w:t>民14:10</w:t>
+      </w:r>
       <w:r>
         <w:rPr>
           <w:lang w:val="zh_TW" w:bidi="zh_TW"/>
         </w:rPr>
         <w:t>）。但神保護了他們，並懲罰了百姓（</w:t>
       </w:r>
-      <w:hyperlink r:id="rId51">
-        <w:r>
-          <w:rPr>
-            <w:lang w:val="zh_TW" w:bidi="zh_TW"/>
-          </w:rPr>
-          <w:rPr>
-            <w:color w:val="0000EE"/>
-            <w:u w:val="single"/>
-          </w:rPr>
-          <w:t>民14:11–38</w:t>
-        </w:r>
-      </w:hyperlink>
+      <w:r>
+        <w:rPr>
+          <w:lang w:val="zh_TW" w:bidi="zh_TW"/>
+        </w:rPr>
+        <w:t>民14:11–38</w:t>
+      </w:r>
       <w:r>
         <w:rPr>
           <w:lang w:val="zh_TW" w:bidi="zh_TW"/>
@@ -1386,72 +1056,48 @@
         </w:rPr>
         <w:t>歷經多年曠野的漂流與無數的戰役後，迦勒在那地得到了他的產業（</w:t>
       </w:r>
-      <w:hyperlink r:id="rId52">
-        <w:r>
-          <w:rPr>
-            <w:lang w:val="zh_TW" w:bidi="zh_TW"/>
-          </w:rPr>
-          <w:rPr>
-            <w:color w:val="0000EE"/>
-            <w:u w:val="single"/>
-          </w:rPr>
-          <w:t>書14:6–15</w:t>
-        </w:r>
-      </w:hyperlink>
+      <w:r>
+        <w:rPr>
+          <w:lang w:val="zh_TW" w:bidi="zh_TW"/>
+        </w:rPr>
+        <w:t>書14:6–15</w:t>
+      </w:r>
       <w:r>
         <w:rPr>
           <w:lang w:val="zh_TW" w:bidi="zh_TW"/>
         </w:rPr>
         <w:t>）。在四十五年的歲月中，迦勒的信心始終保持堅定。他的故事展現了他的品格和對神堅定的信靠。儘管迦勒已經八十五歲，但他仍然強壯並能夠作戰。他驅逐了那些曾經令探子們驚恐不已的亞衲族巨人們，並為自己取得了希伯倫的土地（</w:t>
       </w:r>
-      <w:hyperlink r:id="rId53">
-        <w:r>
-          <w:rPr>
-            <w:lang w:val="zh_TW" w:bidi="zh_TW"/>
-          </w:rPr>
-          <w:rPr>
-            <w:color w:val="0000EE"/>
-            <w:u w:val="single"/>
-          </w:rPr>
-          <w:t>書15:13–14</w:t>
-        </w:r>
-      </w:hyperlink>
+      <w:r>
+        <w:rPr>
+          <w:lang w:val="zh_TW" w:bidi="zh_TW"/>
+        </w:rPr>
+        <w:t>書15:13–14</w:t>
+      </w:r>
       <w:r>
         <w:rPr>
           <w:lang w:val="zh_TW" w:bidi="zh_TW"/>
         </w:rPr>
         <w:t>；見</w:t>
       </w:r>
-      <w:hyperlink r:id="rId54">
-        <w:r>
-          <w:rPr>
-            <w:lang w:val="zh_TW" w:bidi="zh_TW"/>
-          </w:rPr>
-          <w:rPr>
-            <w:color w:val="0000EE"/>
-            <w:u w:val="single"/>
-          </w:rPr>
-          <w:t>民13:28</w:t>
-        </w:r>
-      </w:hyperlink>
+      <w:r>
+        <w:rPr>
+          <w:lang w:val="zh_TW" w:bidi="zh_TW"/>
+        </w:rPr>
+        <w:t>民13:28</w:t>
+      </w:r>
       <w:r>
         <w:rPr>
           <w:lang w:val="zh_TW" w:bidi="zh_TW"/>
         </w:rPr>
         <w:t>、</w:t>
       </w:r>
-      <w:hyperlink r:id="rId55">
-        <w:r>
-          <w:rPr>
-            <w:lang w:val="zh_TW" w:bidi="zh_TW"/>
-          </w:rPr>
-          <w:rPr>
-            <w:color w:val="0000EE"/>
-            <w:u w:val="single"/>
-          </w:rPr>
-          <w:t>33</w:t>
-        </w:r>
-      </w:hyperlink>
+      <w:r>
+        <w:rPr>
+          <w:lang w:val="zh_TW" w:bidi="zh_TW"/>
+        </w:rPr>
+        <w:t>33</w:t>
+      </w:r>
       <w:r>
         <w:rPr>
           <w:lang w:val="zh_TW" w:bidi="zh_TW"/>
@@ -1472,36 +1118,24 @@
         </w:rPr>
         <w:t>迦勒住在希伯倫城，這座城市位於耶路撒冷以南約二十英里。這座城市接近基尼洗族人的居住地。後來，希伯倫成為一個特殊的城市，利未人（祭司）居住在此，人們也可以在這地尋求庇護。（</w:t>
       </w:r>
-      <w:hyperlink r:id="rId56">
-        <w:r>
-          <w:rPr>
-            <w:lang w:val="zh_TW" w:bidi="zh_TW"/>
-          </w:rPr>
-          <w:rPr>
-            <w:color w:val="0000EE"/>
-            <w:u w:val="single"/>
-          </w:rPr>
-          <w:t>書21:13</w:t>
-        </w:r>
-      </w:hyperlink>
+      <w:r>
+        <w:rPr>
+          <w:lang w:val="zh_TW" w:bidi="zh_TW"/>
+        </w:rPr>
+        <w:t>書21:13</w:t>
+      </w:r>
       <w:r>
         <w:rPr>
           <w:lang w:val="zh_TW" w:bidi="zh_TW"/>
         </w:rPr>
         <w:t>；</w:t>
       </w:r>
-      <w:hyperlink r:id="rId57">
-        <w:r>
-          <w:rPr>
-            <w:lang w:val="zh_TW" w:bidi="zh_TW"/>
-          </w:rPr>
-          <w:rPr>
-            <w:color w:val="0000EE"/>
-            <w:u w:val="single"/>
-          </w:rPr>
-          <w:t>代上6:54–57</w:t>
-        </w:r>
-      </w:hyperlink>
+      <w:r>
+        <w:rPr>
+          <w:lang w:val="zh_TW" w:bidi="zh_TW"/>
+        </w:rPr>
+        <w:t>代上6:54–57</w:t>
+      </w:r>
       <w:r>
         <w:rPr>
           <w:lang w:val="zh_TW" w:bidi="zh_TW"/>
@@ -1545,180 +1179,120 @@
           <w:lang w:val="zh_TW" w:bidi="zh_TW"/>
         </w:rPr>
       </w:r>
-      <w:hyperlink r:id="rId58">
-        <w:r>
-          <w:rPr>
-            <w:lang w:val="zh_TW" w:bidi="zh_TW"/>
-          </w:rPr>
-          <w:rPr>
-            <w:color w:val="0000EE"/>
-            <w:u w:val="single"/>
-          </w:rPr>
-          <w:t>民13:1–14:38</w:t>
-        </w:r>
-      </w:hyperlink>
+      <w:r>
+        <w:rPr>
+          <w:lang w:val="zh_TW" w:bidi="zh_TW"/>
+        </w:rPr>
+        <w:t>民13:1–14:38</w:t>
+      </w:r>
       <w:r>
         <w:rPr>
           <w:lang w:val="zh_TW" w:bidi="zh_TW"/>
         </w:rPr>
         <w:t>，</w:t>
       </w:r>
-      <w:hyperlink r:id="rId59">
-        <w:r>
-          <w:rPr>
-            <w:lang w:val="zh_TW" w:bidi="zh_TW"/>
-          </w:rPr>
-          <w:rPr>
-            <w:color w:val="0000EE"/>
-            <w:u w:val="single"/>
-          </w:rPr>
-          <w:t>26:65</w:t>
-        </w:r>
-      </w:hyperlink>
+      <w:r>
+        <w:rPr>
+          <w:lang w:val="zh_TW" w:bidi="zh_TW"/>
+        </w:rPr>
+        <w:t>26:65</w:t>
+      </w:r>
       <w:r>
         <w:rPr>
           <w:lang w:val="zh_TW" w:bidi="zh_TW"/>
         </w:rPr>
         <w:t>，</w:t>
       </w:r>
-      <w:hyperlink r:id="rId45">
-        <w:r>
-          <w:rPr>
-            <w:lang w:val="zh_TW" w:bidi="zh_TW"/>
-          </w:rPr>
-          <w:rPr>
-            <w:color w:val="0000EE"/>
-            <w:u w:val="single"/>
-          </w:rPr>
-          <w:t>32:12</w:t>
-        </w:r>
-      </w:hyperlink>
+      <w:r>
+        <w:rPr>
+          <w:lang w:val="zh_TW" w:bidi="zh_TW"/>
+        </w:rPr>
+        <w:t>32:12</w:t>
+      </w:r>
       <w:r>
         <w:rPr>
           <w:lang w:val="zh_TW" w:bidi="zh_TW"/>
         </w:rPr>
         <w:t>，</w:t>
       </w:r>
-      <w:hyperlink r:id="rId60">
-        <w:r>
-          <w:rPr>
-            <w:lang w:val="zh_TW" w:bidi="zh_TW"/>
-          </w:rPr>
-          <w:rPr>
-            <w:color w:val="0000EE"/>
-            <w:u w:val="single"/>
-          </w:rPr>
-          <w:t>34:19</w:t>
-        </w:r>
-      </w:hyperlink>
+      <w:r>
+        <w:rPr>
+          <w:lang w:val="zh_TW" w:bidi="zh_TW"/>
+        </w:rPr>
+        <w:t>34:19</w:t>
+      </w:r>
       <w:r>
         <w:rPr>
           <w:lang w:val="zh_TW" w:bidi="zh_TW"/>
         </w:rPr>
         <w:t>；</w:t>
       </w:r>
-      <w:hyperlink r:id="rId61">
-        <w:r>
-          <w:rPr>
-            <w:lang w:val="zh_TW" w:bidi="zh_TW"/>
-          </w:rPr>
-          <w:rPr>
-            <w:color w:val="0000EE"/>
-            <w:u w:val="single"/>
-          </w:rPr>
-          <w:t>申1:36</w:t>
-        </w:r>
-      </w:hyperlink>
+      <w:r>
+        <w:rPr>
+          <w:lang w:val="zh_TW" w:bidi="zh_TW"/>
+        </w:rPr>
+        <w:t>申1:36</w:t>
+      </w:r>
       <w:r>
         <w:rPr>
           <w:lang w:val="zh_TW" w:bidi="zh_TW"/>
         </w:rPr>
         <w:t>；</w:t>
       </w:r>
-      <w:hyperlink r:id="rId52">
-        <w:r>
-          <w:rPr>
-            <w:lang w:val="zh_TW" w:bidi="zh_TW"/>
-          </w:rPr>
-          <w:rPr>
-            <w:color w:val="0000EE"/>
-            <w:u w:val="single"/>
-          </w:rPr>
-          <w:t>書14:6–15</w:t>
-        </w:r>
-      </w:hyperlink>
+      <w:r>
+        <w:rPr>
+          <w:lang w:val="zh_TW" w:bidi="zh_TW"/>
+        </w:rPr>
+        <w:t>書14:6–15</w:t>
+      </w:r>
       <w:r>
         <w:rPr>
           <w:lang w:val="zh_TW" w:bidi="zh_TW"/>
         </w:rPr>
         <w:t>，</w:t>
       </w:r>
-      <w:hyperlink r:id="rId62">
-        <w:r>
-          <w:rPr>
-            <w:lang w:val="zh_TW" w:bidi="zh_TW"/>
-          </w:rPr>
-          <w:rPr>
-            <w:color w:val="0000EE"/>
-            <w:u w:val="single"/>
-          </w:rPr>
-          <w:t>15:13–19</w:t>
-        </w:r>
-      </w:hyperlink>
+      <w:r>
+        <w:rPr>
+          <w:lang w:val="zh_TW" w:bidi="zh_TW"/>
+        </w:rPr>
+        <w:t>15:13–19</w:t>
+      </w:r>
       <w:r>
         <w:rPr>
           <w:lang w:val="zh_TW" w:bidi="zh_TW"/>
         </w:rPr>
         <w:t>；</w:t>
       </w:r>
-      <w:hyperlink r:id="rId63">
-        <w:r>
-          <w:rPr>
-            <w:lang w:val="zh_TW" w:bidi="zh_TW"/>
-          </w:rPr>
-          <w:rPr>
-            <w:color w:val="0000EE"/>
-            <w:u w:val="single"/>
-          </w:rPr>
-          <w:t>士1:11–15</w:t>
-        </w:r>
-      </w:hyperlink>
+      <w:r>
+        <w:rPr>
+          <w:lang w:val="zh_TW" w:bidi="zh_TW"/>
+        </w:rPr>
+        <w:t>士1:11–15</w:t>
+      </w:r>
       <w:r>
         <w:rPr>
           <w:lang w:val="zh_TW" w:bidi="zh_TW"/>
         </w:rPr>
         <w:t>、</w:t>
       </w:r>
-      <w:hyperlink r:id="rId64">
-        <w:r>
-          <w:rPr>
-            <w:lang w:val="zh_TW" w:bidi="zh_TW"/>
-          </w:rPr>
-          <w:rPr>
-            <w:color w:val="0000EE"/>
-            <w:u w:val="single"/>
-          </w:rPr>
-          <w:t>20</w:t>
-        </w:r>
-      </w:hyperlink>
+      <w:r>
+        <w:rPr>
+          <w:lang w:val="zh_TW" w:bidi="zh_TW"/>
+        </w:rPr>
+        <w:t>20</w:t>
+      </w:r>
       <w:r>
         <w:rPr>
           <w:lang w:val="zh_TW" w:bidi="zh_TW"/>
         </w:rPr>
         <w:t>；</w:t>
       </w:r>
-      <w:hyperlink r:id="rId65">
-        <w:r>
-          <w:rPr>
-            <w:lang w:val="zh_TW" w:bidi="zh_TW"/>
-          </w:rPr>
-          <w:rPr>
-            <w:color w:val="0000EE"/>
-            <w:u w:val="single"/>
-          </w:rPr>
-          <w:t>代上4:15</w:t>
-        </w:r>
-      </w:hyperlink>
+      <w:r>
+        <w:rPr>
+          <w:lang w:val="zh_TW" w:bidi="zh_TW"/>
+        </w:rPr>
+        <w:t>代上4:15</w:t>
+      </w:r>
       <w:r>
         <w:rPr>
           <w:lang w:val="zh_TW" w:bidi="zh_TW"/>
